--- a/contratti/clienti_privati/Contract_BB_Hospitality_Nathaniel_EN.docx
+++ b/contratti/clienti_privati/Contract_BB_Hospitality_Nathaniel_EN.docx
@@ -104,7 +104,7 @@
         <w:rPr>
           <w:b/>
         </w:rPr>
-        <w:t xml:space="preserve">BB Hospitality S.r.l., with registered office in Tartano (SO), Via Marconi no. 21, postcode 23010, Tax Code and VAT number 01108670140, registered with the Companies Register of Sondrio under REA no. ____________, certified e-mail (PEC) bbhospitality.srl@pec.it, represented by its Sole Director and legal representative pro tempore, Ms Graziana Vergottini (hereinafter, for brevity, the “Property Manager” or the “PM”)</w:t>
+        <w:t xml:space="preserve">BB Hospitality S.r.l., with registered office in Tartano (SO), Via Marconi no. 21, postcode 23010, Tax Code and VAT number 01108670140, registered with the Companies Register of Sondrio under REA no. SO-83428, certified e-mail (PEC) bbhospitality.srl@pec.it, represented by its Sole Director and legal representative pro tempore, Ms Graziana Vergottini (hereinafter, for brevity, the “Property Manager” or the “PM”)</w:t>
       </w:r>
     </w:p>
     <w:p>
